--- a/templates/forms/5-8/2026-10-18.ja-zh/template.docx
+++ b/templates/forms/5-8/2026-10-18.ja-zh/template.docx
@@ -660,7 +660,7 @@
           <w:rFonts w:ascii="游明朝" w:eastAsia="SimHei" w:hAnsi="游明朝" w:hint="eastAsia"/>
           <w:sz w:val="22"/>
         </w:rPr>
-        <w:t xml:space="preserve">　　　　</w:t>
+        <w:t xml:space="preserve">{{ s1_year or "　　　　" }}</w:t>
       </w:r>
       <w:r>
         <w:rPr>
@@ -668,7 +668,7 @@
           <w:sz w:val="22"/>
           <w:lang w:eastAsia="zh-CN"/>
         </w:rPr>
-        <w:t>年　　月　　日　　点　　分至　　点　　分</w:t>
+        <w:t xml:space="preserve">年{{ s1_month or "　　" }}月{{ s1_day or "　　" }}日{{ s1_start_hour or "　　" }}点{{ s1_start_minute or "　　" }}分至{{ s1_end_hour or "　　" }}点{{ s1_end_minute or "　　" }}分</w:t>
       </w:r>
     </w:p>
     <w:p>
@@ -710,7 +710,7 @@
           <w:rFonts w:ascii="游明朝" w:eastAsia="SimHei" w:hAnsi="游明朝" w:hint="eastAsia"/>
           <w:sz w:val="22"/>
         </w:rPr>
-        <w:t xml:space="preserve">　　　　　　　　　</w:t>
+        <w:t xml:space="preserve">　　　　　{{ s2_year or "　　　　" }}</w:t>
       </w:r>
       <w:r>
         <w:rPr>
@@ -718,7 +718,7 @@
           <w:sz w:val="22"/>
           <w:lang w:eastAsia="zh-CN"/>
         </w:rPr>
-        <w:t>年　　月　　日　　点　　分至　　点　　分</w:t>
+        <w:t xml:space="preserve">年{{ s2_month or "　　" }}月{{ s2_day or "　　" }}日{{ s2_start_hour or "　　" }}点{{ s2_start_minute or "　　" }}分至{{ s2_end_hour or "　　" }}点{{ s2_end_minute or "　　" }}分</w:t>
       </w:r>
     </w:p>
     <w:p>
@@ -759,7 +759,7 @@
           <w:rFonts w:ascii="游明朝" w:eastAsia="SimHei" w:hAnsi="游明朝" w:hint="eastAsia"/>
           <w:sz w:val="22"/>
         </w:rPr>
-        <w:t xml:space="preserve">　　　　　　　　　</w:t>
+        <w:t xml:space="preserve">　　　　　{{ s3_year or "　　　　" }}</w:t>
       </w:r>
       <w:r>
         <w:rPr>
@@ -767,7 +767,7 @@
           <w:sz w:val="22"/>
           <w:lang w:eastAsia="zh-CN"/>
         </w:rPr>
-        <w:t>年　　月　　日　　点　　分至　　点　　分</w:t>
+        <w:t xml:space="preserve">年{{ s3_month or "　　" }}月{{ s3_day or "　　" }}日{{ s3_start_hour or "　　" }}点{{ s3_start_minute or "　　" }}分至{{ s3_end_hour or "　　" }}点{{ s3_end_minute or "　　" }}分</w:t>
       </w:r>
     </w:p>
     <w:p>
